--- a/arb/docx/57.content.docx
+++ b/arb/docx/57.content.docx
@@ -32,29 +32,12 @@
     </w:p>
     <w:p>
       <w:pPr>
-        <w:pStyle w:val="Heading2"/>
         <w:bidi/>
       </w:pPr>
       <w:r>
         <w:rPr>
           <w:lang w:val="ar_AE" w:bidi="ar_AE"/>
         </w:rPr>
-        <w:t>License Information</w:t>
-      </w:r>
-      <w:r>
-        <w:rPr>
-          <w:lang w:val="ar_AE" w:bidi="ar_AE"/>
-        </w:rPr>
-      </w:r>
-    </w:p>
-    <w:p>
-      <w:pPr>
-        <w:bidi/>
-      </w:pPr>
-      <w:r>
-        <w:rPr>
-          <w:lang w:val="ar_AE" w:bidi="ar_AE"/>
-        </w:rPr>
       </w:r>
       <w:r>
         <w:rPr>
@@ -67,13 +50,7 @@
         <w:rPr>
           <w:lang w:val="ar_AE" w:bidi="ar_AE"/>
         </w:rPr>
-        <w:t xml:space="preserve"> (Arabic) is based on</w:t>
-      </w:r>
-      <w:r>
-        <w:rPr>
-          <w:lang w:val="ar_AE" w:bidi="ar_AE"/>
-        </w:rPr>
-        <w:t xml:space="preserve">: </w:t>
+        <w:t xml:space="preserve"> (Arabic) is based on: </w:t>
       </w:r>
       <w:r>
         <w:rPr>
@@ -200,21 +177,6 @@
         <w:pStyle w:val="Heading2"/>
         <w:bidi/>
       </w:pPr>
-      <w:r>
-        <w:rPr>
-          <w:lang w:val="ar_AE" w:bidi="ar_AE"/>
-        </w:rPr>
-      </w:r>
-    </w:p>
-    <w:p>
-      <w:pPr>
-        <w:bidi/>
-      </w:pPr>
-      <w:r>
-        <w:rPr>
-          <w:lang w:val="ar_AE" w:bidi="ar_AE"/>
-        </w:rPr>
-      </w:r>
       <w:r>
         <w:rPr>
           <w:lang w:val="ar_AE" w:bidi="ar_AE"/>

--- a/arb/docx/57.content.docx
+++ b/arb/docx/57.content.docx
@@ -9,6 +9,8 @@
       </w:pPr>
       <w:r>
         <w:rPr>
+          <w:rtl/>
+          <w:cs/>
           <w:lang w:val="ar_AE" w:bidi="ar_AE"/>
         </w:rPr>
       </w:r>
@@ -20,12 +22,16 @@
       </w:pPr>
       <w:r>
         <w:rPr>
+          <w:rtl/>
+          <w:cs/>
           <w:lang w:val="ar_AE" w:bidi="ar_AE"/>
         </w:rPr>
         <w:t>Resource: Arabic Van Dyck Bible</w:t>
       </w:r>
       <w:r>
         <w:rPr>
+          <w:rtl/>
+          <w:cs/>
           <w:lang w:val="ar_AE" w:bidi="ar_AE"/>
         </w:rPr>
       </w:r>
@@ -36,37 +42,33 @@
       </w:pPr>
       <w:r>
         <w:rPr>
+          <w:rtl/>
+          <w:cs/>
           <w:lang w:val="ar_AE" w:bidi="ar_AE"/>
         </w:rPr>
       </w:r>
       <w:r>
         <w:rPr>
           <w:b/>
+          <w:rtl/>
+          <w:cs/>
           <w:lang w:val="ar_AE" w:bidi="ar_AE"/>
         </w:rPr>
         <w:t>Arabic Van Dyck Bible</w:t>
       </w:r>
       <w:r>
         <w:rPr>
-          <w:lang w:val="ar_AE" w:bidi="ar_AE"/>
-        </w:rPr>
-        <w:t xml:space="preserve"> (Arabic) is based on: </w:t>
-      </w:r>
-      <w:r>
-        <w:rPr>
-          <w:lang w:val="ar_AE" w:bidi="ar_AE"/>
-        </w:rPr>
-        <w:t>Van Dyck Bible</w:t>
-      </w:r>
-      <w:r>
-        <w:rPr>
-          <w:lang w:val="ar_AE" w:bidi="ar_AE"/>
-        </w:rPr>
-        <w:t xml:space="preserve">, </w:t>
+          <w:rtl/>
+          <w:cs/>
+          <w:lang w:val="ar_AE" w:bidi="ar_AE"/>
+        </w:rPr>
+        <w:t xml:space="preserve"> © </w:t>
       </w:r>
       <w:hyperlink r:id="rId13">
         <w:r>
           <w:rPr>
+            <w:rtl/>
+            <w:cs/>
             <w:lang w:val="ar_AE" w:bidi="ar_AE"/>
           </w:rPr>
           <w:rPr>
@@ -78,13 +80,17 @@
       </w:hyperlink>
       <w:r>
         <w:rPr>
-          <w:lang w:val="ar_AE" w:bidi="ar_AE"/>
-        </w:rPr>
-        <w:t xml:space="preserve">, None, which is licensed under a </w:t>
+          <w:rtl/>
+          <w:cs/>
+          <w:lang w:val="ar_AE" w:bidi="ar_AE"/>
+        </w:rPr>
+        <w:t xml:space="preserve">, licensed under a </w:t>
       </w:r>
       <w:hyperlink r:id="rId14">
         <w:r>
           <w:rPr>
+            <w:rtl/>
+            <w:cs/>
             <w:lang w:val="ar_AE" w:bidi="ar_AE"/>
           </w:rPr>
           <w:rPr>
@@ -96,49 +102,36 @@
       </w:hyperlink>
       <w:r>
         <w:rPr>
+          <w:rtl/>
+          <w:cs/>
           <w:lang w:val="ar_AE" w:bidi="ar_AE"/>
         </w:rPr>
         <w:t>.</w:t>
       </w:r>
       <w:r>
         <w:rPr>
+          <w:rtl/>
+          <w:cs/>
+          <w:lang w:val="ar_AE" w:bidi="ar_AE"/>
+        </w:rPr>
+      </w:r>
+      <w:r>
+        <w:rPr>
+          <w:rtl/>
+          <w:cs/>
           <w:lang w:val="ar_AE" w:bidi="ar_AE"/>
         </w:rPr>
       </w:r>
     </w:p>
     <w:p>
       <w:pPr>
-        <w:bidi/>
-      </w:pPr>
-      <w:r>
-        <w:rPr>
-          <w:lang w:val="ar_AE" w:bidi="ar_AE"/>
-        </w:rPr>
-      </w:r>
-      <w:r>
-        <w:rPr>
-          <w:lang w:val="ar_AE" w:bidi="ar_AE"/>
-        </w:rPr>
-        <w:t>This PDF version is provided under the same license.</w:t>
-      </w:r>
-      <w:r>
-        <w:rPr>
-          <w:lang w:val="ar_AE" w:bidi="ar_AE"/>
-        </w:rPr>
-      </w:r>
-      <w:r>
-        <w:rPr>
-          <w:lang w:val="ar_AE" w:bidi="ar_AE"/>
-        </w:rPr>
-      </w:r>
-    </w:p>
-    <w:p>
-      <w:pPr>
         <w:pStyle w:val="Heading1"/>
         <w:bidi/>
       </w:pPr>
       <w:r>
         <w:rPr>
+          <w:rtl/>
+          <w:cs/>
           <w:lang w:val="ar_AE" w:bidi="ar_AE"/>
         </w:rPr>
         <w:t>Arabic Van Dyck Bible</w:t>
@@ -168,6 +161,8 @@
       </w:pPr>
       <w:r>
         <w:rPr>
+          <w:rtl/>
+          <w:cs/>
           <w:lang w:val="ar_AE" w:bidi="ar_AE"/>
         </w:rPr>
       </w:r>
@@ -179,6 +174,8 @@
       </w:pPr>
       <w:r>
         <w:rPr>
+          <w:rtl/>
+          <w:cs/>
           <w:lang w:val="ar_AE" w:bidi="ar_AE"/>
         </w:rPr>
       </w:r>
@@ -189,22 +186,30 @@
       </w:pPr>
       <w:r>
         <w:rPr>
-          <w:lang w:val="ar_AE" w:bidi="ar_AE"/>
-        </w:rPr>
-      </w:r>
-      <w:r>
-        <w:rPr>
+          <w:rtl/>
+          <w:cs/>
+          <w:lang w:val="ar_AE" w:bidi="ar_AE"/>
+        </w:rPr>
+      </w:r>
+      <w:r>
+        <w:rPr>
+          <w:rtl/>
+          <w:cs/>
           <w:lang w:val="ar_AE" w:bidi="ar_AE"/>
         </w:rPr>
         <w:t xml:space="preserve"> </w:t>
       </w:r>
       <w:r>
         <w:rPr>
-          <w:lang w:val="ar_AE" w:bidi="ar_AE"/>
-        </w:rPr>
-      </w:r>
-      <w:r>
-        <w:rPr>
+          <w:rtl/>
+          <w:cs/>
+          <w:lang w:val="ar_AE" w:bidi="ar_AE"/>
+        </w:rPr>
+      </w:r>
+      <w:r>
+        <w:rPr>
+          <w:rtl/>
+          <w:cs/>
           <w:lang w:val="ar_AE" w:bidi="ar_AE"/>
         </w:rPr>
       </w:r>
@@ -226,29 +231,52 @@
     </w:p>
     <w:p>
       <w:pPr>
+        <w:pStyle w:val="Heading2"/>
         <w:bidi/>
       </w:pPr>
       <w:r>
         <w:rPr>
+          <w:rtl/>
+          <w:cs/>
+          <w:lang w:val="ar_AE" w:bidi="ar_AE"/>
+        </w:rPr>
+        <w:t>Philemon 1:1</w:t>
+      </w:r>
+      <w:r>
+        <w:rPr>
+          <w:rtl/>
+          <w:cs/>
           <w:lang w:val="ar_AE" w:bidi="ar_AE"/>
         </w:rPr>
       </w:r>
     </w:p>
     <w:p>
       <w:pPr>
-        <w:pStyle w:val="Heading2"/>
         <w:bidi/>
       </w:pPr>
       <w:r>
         <w:rPr>
-          <w:lang w:val="ar_AE" w:bidi="ar_AE"/>
-        </w:rPr>
-        <w:t>Philemon 1:1</w:t>
-      </w:r>
-      <w:r>
-        <w:rPr>
-          <w:lang w:val="ar_AE" w:bidi="ar_AE"/>
-        </w:rPr>
+          <w:rtl/>
+          <w:cs/>
+          <w:lang w:val="ar_AE" w:bidi="ar_AE"/>
+        </w:rPr>
+      </w:r>
+      <w:r>
+        <w:rPr>
+          <w:vertAlign w:val="superscript"/>
+          <w:rtl/>
+          <w:cs/>
+          <w:lang w:val="ar_AE" w:bidi="ar_AE"/>
+        </w:rPr>
+        <w:t>1</w:t>
+      </w:r>
+      <w:r>
+        <w:rPr>
+          <w:rtl/>
+          <w:cs/>
+          <w:lang w:val="ar_AE" w:bidi="ar_AE"/>
+        </w:rPr>
+        <w:t xml:space="preserve"> بُولُسُ، أَسِيرُ يَسُوعَ ٱلْمَسِيحِ، وَتِيمُوثَاوُسُ ٱلْأَخُ، إِلَى فِلِيمُونَ ٱلْمَحْبُوبِ وَٱلْعَامِلِ مَعَنَا،</w:t>
       </w:r>
     </w:p>
     <w:p>
@@ -257,31 +285,27 @@
       </w:pPr>
       <w:r>
         <w:rPr>
+          <w:rtl/>
+          <w:cs/>
           <w:lang w:val="ar_AE" w:bidi="ar_AE"/>
         </w:rPr>
       </w:r>
       <w:r>
         <w:rPr>
           <w:vertAlign w:val="superscript"/>
-          <w:lang w:val="ar_AE" w:bidi="ar_AE"/>
-        </w:rPr>
-        <w:t>1</w:t>
-      </w:r>
-      <w:r>
-        <w:rPr>
-          <w:lang w:val="ar_AE" w:bidi="ar_AE"/>
-        </w:rPr>
-        <w:t xml:space="preserve"> بُولُسُ، أَسِيرُ يَسُوعَ ٱلْمَسِيحِ، وَتِيمُوثَاوُسُ ٱلْأَخُ، إِلَى فِلِيمُونَ ٱلْمَحْبُوبِ وَٱلْعَامِلِ مَعَنَا،</w:t>
-      </w:r>
-      <w:r>
-        <w:rPr>
-          <w:lang w:val="ar_AE" w:bidi="ar_AE"/>
-        </w:rPr>
-      </w:r>
-      <w:r>
-        <w:rPr>
-          <w:lang w:val="ar_AE" w:bidi="ar_AE"/>
-        </w:rPr>
+          <w:rtl/>
+          <w:cs/>
+          <w:lang w:val="ar_AE" w:bidi="ar_AE"/>
+        </w:rPr>
+        <w:t>2</w:t>
+      </w:r>
+      <w:r>
+        <w:rPr>
+          <w:rtl/>
+          <w:cs/>
+          <w:lang w:val="ar_AE" w:bidi="ar_AE"/>
+        </w:rPr>
+        <w:t xml:space="preserve"> وَإِلَى أَبْفِيَّةَ ٱلْمَحْبُوبَةِ، وَأَرْخِبُّسَ ٱلْمُتَجَنِّدِ مَعَنَا، وَإِلَى ٱلْكَنِيسَةِ ٱلَّتِي فِي بَيْتِكَ:</w:t>
       </w:r>
     </w:p>
     <w:p>
@@ -290,8 +314,27 @@
       </w:pPr>
       <w:r>
         <w:rPr>
-          <w:lang w:val="ar_AE" w:bidi="ar_AE"/>
-        </w:rPr>
+          <w:rtl/>
+          <w:cs/>
+          <w:lang w:val="ar_AE" w:bidi="ar_AE"/>
+        </w:rPr>
+      </w:r>
+      <w:r>
+        <w:rPr>
+          <w:vertAlign w:val="superscript"/>
+          <w:rtl/>
+          <w:cs/>
+          <w:lang w:val="ar_AE" w:bidi="ar_AE"/>
+        </w:rPr>
+        <w:t>3</w:t>
+      </w:r>
+      <w:r>
+        <w:rPr>
+          <w:rtl/>
+          <w:cs/>
+          <w:lang w:val="ar_AE" w:bidi="ar_AE"/>
+        </w:rPr>
+        <w:t xml:space="preserve"> نِعْمَةٌ لَكُمْ وَسَلَامٌ مِنَ ٱللهِ أَبِينَا وَٱلرَّبِّ يَسُوعَ ٱلْمَسِيحِ.</w:t>
       </w:r>
     </w:p>
     <w:p>
@@ -300,31 +343,27 @@
       </w:pPr>
       <w:r>
         <w:rPr>
+          <w:rtl/>
+          <w:cs/>
           <w:lang w:val="ar_AE" w:bidi="ar_AE"/>
         </w:rPr>
       </w:r>
       <w:r>
         <w:rPr>
           <w:vertAlign w:val="superscript"/>
-          <w:lang w:val="ar_AE" w:bidi="ar_AE"/>
-        </w:rPr>
-        <w:t>2</w:t>
-      </w:r>
-      <w:r>
-        <w:rPr>
-          <w:lang w:val="ar_AE" w:bidi="ar_AE"/>
-        </w:rPr>
-        <w:t xml:space="preserve"> وَإِلَى أَبْفِيَّةَ ٱلْمَحْبُوبَةِ، وَأَرْخِبُّسَ ٱلْمُتَجَنِّدِ مَعَنَا، وَإِلَى ٱلْكَنِيسَةِ ٱلَّتِي فِي بَيْتِكَ:</w:t>
-      </w:r>
-      <w:r>
-        <w:rPr>
-          <w:lang w:val="ar_AE" w:bidi="ar_AE"/>
-        </w:rPr>
-      </w:r>
-      <w:r>
-        <w:rPr>
-          <w:lang w:val="ar_AE" w:bidi="ar_AE"/>
-        </w:rPr>
+          <w:rtl/>
+          <w:cs/>
+          <w:lang w:val="ar_AE" w:bidi="ar_AE"/>
+        </w:rPr>
+        <w:t>4</w:t>
+      </w:r>
+      <w:r>
+        <w:rPr>
+          <w:rtl/>
+          <w:cs/>
+          <w:lang w:val="ar_AE" w:bidi="ar_AE"/>
+        </w:rPr>
+        <w:t xml:space="preserve"> أَشْكُرُ إِلَهِي كُلَّ حِينٍ ذَاكِرًا إِيَّاكَ فِي صَلَوَاتِي،</w:t>
       </w:r>
     </w:p>
     <w:p>
@@ -333,8 +372,27 @@
       </w:pPr>
       <w:r>
         <w:rPr>
-          <w:lang w:val="ar_AE" w:bidi="ar_AE"/>
-        </w:rPr>
+          <w:rtl/>
+          <w:cs/>
+          <w:lang w:val="ar_AE" w:bidi="ar_AE"/>
+        </w:rPr>
+      </w:r>
+      <w:r>
+        <w:rPr>
+          <w:vertAlign w:val="superscript"/>
+          <w:rtl/>
+          <w:cs/>
+          <w:lang w:val="ar_AE" w:bidi="ar_AE"/>
+        </w:rPr>
+        <w:t>5</w:t>
+      </w:r>
+      <w:r>
+        <w:rPr>
+          <w:rtl/>
+          <w:cs/>
+          <w:lang w:val="ar_AE" w:bidi="ar_AE"/>
+        </w:rPr>
+        <w:t xml:space="preserve"> سَامِعًا بِمَحَبَّتِكَ، وَٱلْإِيمَانِ ٱلَّذِي لَكَ نَحْوَ ٱلرَّبِّ يَسُوعَ، وَلِجَمِيعِ ٱلْقِدِّيسِينَ،</w:t>
       </w:r>
     </w:p>
     <w:p>
@@ -343,31 +401,27 @@
       </w:pPr>
       <w:r>
         <w:rPr>
+          <w:rtl/>
+          <w:cs/>
           <w:lang w:val="ar_AE" w:bidi="ar_AE"/>
         </w:rPr>
       </w:r>
       <w:r>
         <w:rPr>
           <w:vertAlign w:val="superscript"/>
-          <w:lang w:val="ar_AE" w:bidi="ar_AE"/>
-        </w:rPr>
-        <w:t>3</w:t>
-      </w:r>
-      <w:r>
-        <w:rPr>
-          <w:lang w:val="ar_AE" w:bidi="ar_AE"/>
-        </w:rPr>
-        <w:t xml:space="preserve"> نِعْمَةٌ لَكُمْ وَسَلَامٌ مِنَ ٱللهِ أَبِينَا وَٱلرَّبِّ يَسُوعَ ٱلْمَسِيحِ.</w:t>
-      </w:r>
-      <w:r>
-        <w:rPr>
-          <w:lang w:val="ar_AE" w:bidi="ar_AE"/>
-        </w:rPr>
-      </w:r>
-      <w:r>
-        <w:rPr>
-          <w:lang w:val="ar_AE" w:bidi="ar_AE"/>
-        </w:rPr>
+          <w:rtl/>
+          <w:cs/>
+          <w:lang w:val="ar_AE" w:bidi="ar_AE"/>
+        </w:rPr>
+        <w:t>6</w:t>
+      </w:r>
+      <w:r>
+        <w:rPr>
+          <w:rtl/>
+          <w:cs/>
+          <w:lang w:val="ar_AE" w:bidi="ar_AE"/>
+        </w:rPr>
+        <w:t xml:space="preserve"> لِكَيْ تَكُونَ شَرِكَةُ إِيمَانِكَ فَعَّالَةً فِي مَعْرِفَةِ كُلِّ ٱلصَّلَاحِ ٱلَّذِي فِيكُمْ لِأَجْلِ ٱلْمَسِيحِ يَسُوعَ.</w:t>
       </w:r>
     </w:p>
     <w:p>
@@ -376,8 +430,27 @@
       </w:pPr>
       <w:r>
         <w:rPr>
-          <w:lang w:val="ar_AE" w:bidi="ar_AE"/>
-        </w:rPr>
+          <w:rtl/>
+          <w:cs/>
+          <w:lang w:val="ar_AE" w:bidi="ar_AE"/>
+        </w:rPr>
+      </w:r>
+      <w:r>
+        <w:rPr>
+          <w:vertAlign w:val="superscript"/>
+          <w:rtl/>
+          <w:cs/>
+          <w:lang w:val="ar_AE" w:bidi="ar_AE"/>
+        </w:rPr>
+        <w:t>7</w:t>
+      </w:r>
+      <w:r>
+        <w:rPr>
+          <w:rtl/>
+          <w:cs/>
+          <w:lang w:val="ar_AE" w:bidi="ar_AE"/>
+        </w:rPr>
+        <w:t xml:space="preserve"> لِأَنَّ لَنَا فَرَحًا كَثِيرًا وَتَعْزِيَةً بِسَبَبِ مَحَبَّتِكَ، لِأَنَّ أَحْشَاءَ ٱلْقِدِّيسِينَ قَدِ ٱسْتَرَاحَتْ بِكَ أَيُّهَا ٱلْأَخُ.</w:t>
       </w:r>
     </w:p>
     <w:p>
@@ -386,31 +459,27 @@
       </w:pPr>
       <w:r>
         <w:rPr>
+          <w:rtl/>
+          <w:cs/>
           <w:lang w:val="ar_AE" w:bidi="ar_AE"/>
         </w:rPr>
       </w:r>
       <w:r>
         <w:rPr>
           <w:vertAlign w:val="superscript"/>
-          <w:lang w:val="ar_AE" w:bidi="ar_AE"/>
-        </w:rPr>
-        <w:t>4</w:t>
-      </w:r>
-      <w:r>
-        <w:rPr>
-          <w:lang w:val="ar_AE" w:bidi="ar_AE"/>
-        </w:rPr>
-        <w:t xml:space="preserve"> أَشْكُرُ إِلَهِي كُلَّ حِينٍ ذَاكِرًا إِيَّاكَ فِي صَلَوَاتِي،</w:t>
-      </w:r>
-      <w:r>
-        <w:rPr>
-          <w:lang w:val="ar_AE" w:bidi="ar_AE"/>
-        </w:rPr>
-      </w:r>
-      <w:r>
-        <w:rPr>
-          <w:lang w:val="ar_AE" w:bidi="ar_AE"/>
-        </w:rPr>
+          <w:rtl/>
+          <w:cs/>
+          <w:lang w:val="ar_AE" w:bidi="ar_AE"/>
+        </w:rPr>
+        <w:t>8</w:t>
+      </w:r>
+      <w:r>
+        <w:rPr>
+          <w:rtl/>
+          <w:cs/>
+          <w:lang w:val="ar_AE" w:bidi="ar_AE"/>
+        </w:rPr>
+        <w:t xml:space="preserve"> لِذَلِكَ، وَإِنْ كَانَ لِي بِٱلْمَسِيحِ ثِقَةٌ كَثِيرَةٌ أَنْ آمُرَكَ بِمَا يَلِيقُ،</w:t>
       </w:r>
     </w:p>
     <w:p>
@@ -419,8 +488,27 @@
       </w:pPr>
       <w:r>
         <w:rPr>
-          <w:lang w:val="ar_AE" w:bidi="ar_AE"/>
-        </w:rPr>
+          <w:rtl/>
+          <w:cs/>
+          <w:lang w:val="ar_AE" w:bidi="ar_AE"/>
+        </w:rPr>
+      </w:r>
+      <w:r>
+        <w:rPr>
+          <w:vertAlign w:val="superscript"/>
+          <w:rtl/>
+          <w:cs/>
+          <w:lang w:val="ar_AE" w:bidi="ar_AE"/>
+        </w:rPr>
+        <w:t>9</w:t>
+      </w:r>
+      <w:r>
+        <w:rPr>
+          <w:rtl/>
+          <w:cs/>
+          <w:lang w:val="ar_AE" w:bidi="ar_AE"/>
+        </w:rPr>
+        <w:t xml:space="preserve"> مِنْ أَجْلِ ٱلْمَحَبَّةِ، أَطْلُبُ بِٱلْحَرِيِّ- إِذْ أَنَا إِنْسَانٌ هَكَذَا نَظِيرُ بُولُسَ ٱلشَّيْخِ، وَٱلْآنَ أَسِيرُ يَسُوعَ ٱلْمَسِيحِ أَيْضًا -</w:t>
       </w:r>
     </w:p>
     <w:p>
@@ -429,31 +517,27 @@
       </w:pPr>
       <w:r>
         <w:rPr>
+          <w:rtl/>
+          <w:cs/>
           <w:lang w:val="ar_AE" w:bidi="ar_AE"/>
         </w:rPr>
       </w:r>
       <w:r>
         <w:rPr>
           <w:vertAlign w:val="superscript"/>
-          <w:lang w:val="ar_AE" w:bidi="ar_AE"/>
-        </w:rPr>
-        <w:t>5</w:t>
-      </w:r>
-      <w:r>
-        <w:rPr>
-          <w:lang w:val="ar_AE" w:bidi="ar_AE"/>
-        </w:rPr>
-        <w:t xml:space="preserve"> سَامِعًا بِمَحَبَّتِكَ، وَٱلْإِيمَانِ ٱلَّذِي لَكَ نَحْوَ ٱلرَّبِّ يَسُوعَ، وَلِجَمِيعِ ٱلْقِدِّيسِينَ،</w:t>
-      </w:r>
-      <w:r>
-        <w:rPr>
-          <w:lang w:val="ar_AE" w:bidi="ar_AE"/>
-        </w:rPr>
-      </w:r>
-      <w:r>
-        <w:rPr>
-          <w:lang w:val="ar_AE" w:bidi="ar_AE"/>
-        </w:rPr>
+          <w:rtl/>
+          <w:cs/>
+          <w:lang w:val="ar_AE" w:bidi="ar_AE"/>
+        </w:rPr>
+        <w:t>10</w:t>
+      </w:r>
+      <w:r>
+        <w:rPr>
+          <w:rtl/>
+          <w:cs/>
+          <w:lang w:val="ar_AE" w:bidi="ar_AE"/>
+        </w:rPr>
+        <w:t xml:space="preserve"> أَطْلُبُ إِلَيْكَ لِأَجْلِ ٱبْنِي أُنِسِيمُسَ، ٱلَّذِي وَلَدْتُهُ فِي قُيُودِي،</w:t>
       </w:r>
     </w:p>
     <w:p>
@@ -462,8 +546,27 @@
       </w:pPr>
       <w:r>
         <w:rPr>
-          <w:lang w:val="ar_AE" w:bidi="ar_AE"/>
-        </w:rPr>
+          <w:rtl/>
+          <w:cs/>
+          <w:lang w:val="ar_AE" w:bidi="ar_AE"/>
+        </w:rPr>
+      </w:r>
+      <w:r>
+        <w:rPr>
+          <w:vertAlign w:val="superscript"/>
+          <w:rtl/>
+          <w:cs/>
+          <w:lang w:val="ar_AE" w:bidi="ar_AE"/>
+        </w:rPr>
+        <w:t>11</w:t>
+      </w:r>
+      <w:r>
+        <w:rPr>
+          <w:rtl/>
+          <w:cs/>
+          <w:lang w:val="ar_AE" w:bidi="ar_AE"/>
+        </w:rPr>
+        <w:t xml:space="preserve"> ٱلَّذِي كَانَ قَبْلًا غَيْرَ نَافِعٍ لَكَ، وَلَكِنَّهُ ٱلْآنَ نَافِعٌ لَكَ وَلِي،</w:t>
       </w:r>
     </w:p>
     <w:p>
@@ -472,31 +575,27 @@
       </w:pPr>
       <w:r>
         <w:rPr>
+          <w:rtl/>
+          <w:cs/>
           <w:lang w:val="ar_AE" w:bidi="ar_AE"/>
         </w:rPr>
       </w:r>
       <w:r>
         <w:rPr>
           <w:vertAlign w:val="superscript"/>
-          <w:lang w:val="ar_AE" w:bidi="ar_AE"/>
-        </w:rPr>
-        <w:t>6</w:t>
-      </w:r>
-      <w:r>
-        <w:rPr>
-          <w:lang w:val="ar_AE" w:bidi="ar_AE"/>
-        </w:rPr>
-        <w:t xml:space="preserve"> لِكَيْ تَكُونَ شَرِكَةُ إِيمَانِكَ فَعَّالَةً فِي مَعْرِفَةِ كُلِّ ٱلصَّلَاحِ ٱلَّذِي فِيكُمْ لِأَجْلِ ٱلْمَسِيحِ يَسُوعَ.</w:t>
-      </w:r>
-      <w:r>
-        <w:rPr>
-          <w:lang w:val="ar_AE" w:bidi="ar_AE"/>
-        </w:rPr>
-      </w:r>
-      <w:r>
-        <w:rPr>
-          <w:lang w:val="ar_AE" w:bidi="ar_AE"/>
-        </w:rPr>
+          <w:rtl/>
+          <w:cs/>
+          <w:lang w:val="ar_AE" w:bidi="ar_AE"/>
+        </w:rPr>
+        <w:t>12</w:t>
+      </w:r>
+      <w:r>
+        <w:rPr>
+          <w:rtl/>
+          <w:cs/>
+          <w:lang w:val="ar_AE" w:bidi="ar_AE"/>
+        </w:rPr>
+        <w:t xml:space="preserve"> ٱلَّذِي رَدَدْتُهُ. فَٱقْبَلْهُ، ٱلَّذِي هُوَ أَحْشَائِي.</w:t>
       </w:r>
     </w:p>
     <w:p>
@@ -505,8 +604,27 @@
       </w:pPr>
       <w:r>
         <w:rPr>
-          <w:lang w:val="ar_AE" w:bidi="ar_AE"/>
-        </w:rPr>
+          <w:rtl/>
+          <w:cs/>
+          <w:lang w:val="ar_AE" w:bidi="ar_AE"/>
+        </w:rPr>
+      </w:r>
+      <w:r>
+        <w:rPr>
+          <w:vertAlign w:val="superscript"/>
+          <w:rtl/>
+          <w:cs/>
+          <w:lang w:val="ar_AE" w:bidi="ar_AE"/>
+        </w:rPr>
+        <w:t>13</w:t>
+      </w:r>
+      <w:r>
+        <w:rPr>
+          <w:rtl/>
+          <w:cs/>
+          <w:lang w:val="ar_AE" w:bidi="ar_AE"/>
+        </w:rPr>
+        <w:t xml:space="preserve"> ٱلَّذِي كُنْتُ أَشَاءُ أَنْ أُمْسِكَهُ عِنْدِي لِكَيْ يَخْدِمَنِي عِوَضًا عَنْكَ فِي قُيُودِ ٱلْإِنْجِيلِ،</w:t>
       </w:r>
     </w:p>
     <w:p>
@@ -515,31 +633,27 @@
       </w:pPr>
       <w:r>
         <w:rPr>
+          <w:rtl/>
+          <w:cs/>
           <w:lang w:val="ar_AE" w:bidi="ar_AE"/>
         </w:rPr>
       </w:r>
       <w:r>
         <w:rPr>
           <w:vertAlign w:val="superscript"/>
-          <w:lang w:val="ar_AE" w:bidi="ar_AE"/>
-        </w:rPr>
-        <w:t>7</w:t>
-      </w:r>
-      <w:r>
-        <w:rPr>
-          <w:lang w:val="ar_AE" w:bidi="ar_AE"/>
-        </w:rPr>
-        <w:t xml:space="preserve"> لِأَنَّ لَنَا فَرَحًا كَثِيرًا وَتَعْزِيَةً بِسَبَبِ مَحَبَّتِكَ، لِأَنَّ أَحْشَاءَ ٱلْقِدِّيسِينَ قَدِ ٱسْتَرَاحَتْ بِكَ أَيُّهَا ٱلْأَخُ.</w:t>
-      </w:r>
-      <w:r>
-        <w:rPr>
-          <w:lang w:val="ar_AE" w:bidi="ar_AE"/>
-        </w:rPr>
-      </w:r>
-      <w:r>
-        <w:rPr>
-          <w:lang w:val="ar_AE" w:bidi="ar_AE"/>
-        </w:rPr>
+          <w:rtl/>
+          <w:cs/>
+          <w:lang w:val="ar_AE" w:bidi="ar_AE"/>
+        </w:rPr>
+        <w:t>14</w:t>
+      </w:r>
+      <w:r>
+        <w:rPr>
+          <w:rtl/>
+          <w:cs/>
+          <w:lang w:val="ar_AE" w:bidi="ar_AE"/>
+        </w:rPr>
+        <w:t xml:space="preserve"> وَلَكِنْ بِدُونِ رَأْيِكَ لَمْ أُرِدْ أَنْ أَفْعَلَ شَيْئًا، لِكَيْ لَا يَكُونَ خَيْرُكَ كَأَنَّهُ عَلَى سَبِيلِ ٱلِٱضْطِرَارِ بَلْ عَلَى سَبِيلِ ٱلِٱخْتِيَارِ.</w:t>
       </w:r>
     </w:p>
     <w:p>
@@ -548,8 +662,27 @@
       </w:pPr>
       <w:r>
         <w:rPr>
-          <w:lang w:val="ar_AE" w:bidi="ar_AE"/>
-        </w:rPr>
+          <w:rtl/>
+          <w:cs/>
+          <w:lang w:val="ar_AE" w:bidi="ar_AE"/>
+        </w:rPr>
+      </w:r>
+      <w:r>
+        <w:rPr>
+          <w:vertAlign w:val="superscript"/>
+          <w:rtl/>
+          <w:cs/>
+          <w:lang w:val="ar_AE" w:bidi="ar_AE"/>
+        </w:rPr>
+        <w:t>15</w:t>
+      </w:r>
+      <w:r>
+        <w:rPr>
+          <w:rtl/>
+          <w:cs/>
+          <w:lang w:val="ar_AE" w:bidi="ar_AE"/>
+        </w:rPr>
+        <w:t xml:space="preserve"> لِأَنَّهُ رُبَّمَا لِأَجْلِ هَذَا ٱفْتَرَقَ عَنْكَ إِلَى سَاعَةٍ، لِكَيْ يَكُونَ لَكَ إِلَى ٱلْأَبَدِ،</w:t>
       </w:r>
     </w:p>
     <w:p>
@@ -558,31 +691,27 @@
       </w:pPr>
       <w:r>
         <w:rPr>
+          <w:rtl/>
+          <w:cs/>
           <w:lang w:val="ar_AE" w:bidi="ar_AE"/>
         </w:rPr>
       </w:r>
       <w:r>
         <w:rPr>
           <w:vertAlign w:val="superscript"/>
-          <w:lang w:val="ar_AE" w:bidi="ar_AE"/>
-        </w:rPr>
-        <w:t>8</w:t>
-      </w:r>
-      <w:r>
-        <w:rPr>
-          <w:lang w:val="ar_AE" w:bidi="ar_AE"/>
-        </w:rPr>
-        <w:t xml:space="preserve"> لِذَلِكَ، وَإِنْ كَانَ لِي بِٱلْمَسِيحِ ثِقَةٌ كَثِيرَةٌ أَنْ آمُرَكَ بِمَا يَلِيقُ،</w:t>
-      </w:r>
-      <w:r>
-        <w:rPr>
-          <w:lang w:val="ar_AE" w:bidi="ar_AE"/>
-        </w:rPr>
-      </w:r>
-      <w:r>
-        <w:rPr>
-          <w:lang w:val="ar_AE" w:bidi="ar_AE"/>
-        </w:rPr>
+          <w:rtl/>
+          <w:cs/>
+          <w:lang w:val="ar_AE" w:bidi="ar_AE"/>
+        </w:rPr>
+        <w:t>16</w:t>
+      </w:r>
+      <w:r>
+        <w:rPr>
+          <w:rtl/>
+          <w:cs/>
+          <w:lang w:val="ar_AE" w:bidi="ar_AE"/>
+        </w:rPr>
+        <w:t xml:space="preserve"> لَا كَعَبْدٍ فِي مَا بَعْدُ، بَلْ أَفْضَلَ مِنْ عَبْدٍ: أَخًا مَحْبُوبًا، وَلَا سِيَّمَا إِلَيَّ، فَكَمْ بِٱلْحَرِيِّ إِلَيْكَ فِي ٱلْجَسَدِ وَٱلرَّبِّ جَمِيعًا!</w:t>
       </w:r>
     </w:p>
     <w:p>
@@ -591,8 +720,27 @@
       </w:pPr>
       <w:r>
         <w:rPr>
-          <w:lang w:val="ar_AE" w:bidi="ar_AE"/>
-        </w:rPr>
+          <w:rtl/>
+          <w:cs/>
+          <w:lang w:val="ar_AE" w:bidi="ar_AE"/>
+        </w:rPr>
+      </w:r>
+      <w:r>
+        <w:rPr>
+          <w:vertAlign w:val="superscript"/>
+          <w:rtl/>
+          <w:cs/>
+          <w:lang w:val="ar_AE" w:bidi="ar_AE"/>
+        </w:rPr>
+        <w:t>17</w:t>
+      </w:r>
+      <w:r>
+        <w:rPr>
+          <w:rtl/>
+          <w:cs/>
+          <w:lang w:val="ar_AE" w:bidi="ar_AE"/>
+        </w:rPr>
+        <w:t xml:space="preserve"> فَإِنْ كُنْتَ تَحْسِبُنِي شَرِيكًا، فَٱقْبَلْهُ نَظِيرِي.</w:t>
       </w:r>
     </w:p>
     <w:p>
@@ -601,31 +749,27 @@
       </w:pPr>
       <w:r>
         <w:rPr>
+          <w:rtl/>
+          <w:cs/>
           <w:lang w:val="ar_AE" w:bidi="ar_AE"/>
         </w:rPr>
       </w:r>
       <w:r>
         <w:rPr>
           <w:vertAlign w:val="superscript"/>
-          <w:lang w:val="ar_AE" w:bidi="ar_AE"/>
-        </w:rPr>
-        <w:t>9</w:t>
-      </w:r>
-      <w:r>
-        <w:rPr>
-          <w:lang w:val="ar_AE" w:bidi="ar_AE"/>
-        </w:rPr>
-        <w:t xml:space="preserve"> مِنْ أَجْلِ ٱلْمَحَبَّةِ، أَطْلُبُ بِٱلْحَرِيِّ- إِذْ أَنَا إِنْسَانٌ هَكَذَا نَظِيرُ بُولُسَ ٱلشَّيْخِ، وَٱلْآنَ أَسِيرُ يَسُوعَ ٱلْمَسِيحِ أَيْضًا -</w:t>
-      </w:r>
-      <w:r>
-        <w:rPr>
-          <w:lang w:val="ar_AE" w:bidi="ar_AE"/>
-        </w:rPr>
-      </w:r>
-      <w:r>
-        <w:rPr>
-          <w:lang w:val="ar_AE" w:bidi="ar_AE"/>
-        </w:rPr>
+          <w:rtl/>
+          <w:cs/>
+          <w:lang w:val="ar_AE" w:bidi="ar_AE"/>
+        </w:rPr>
+        <w:t>18</w:t>
+      </w:r>
+      <w:r>
+        <w:rPr>
+          <w:rtl/>
+          <w:cs/>
+          <w:lang w:val="ar_AE" w:bidi="ar_AE"/>
+        </w:rPr>
+        <w:t xml:space="preserve"> ثُمَّ إِنْ كَانَ قَدْ ظَلَمَكَ بِشَيْءٍ، أَوْ لَكَ عَلَيْهِ دَيْنٌ، فَٱحْسِبْ ذَلِكَ عَلَيَّ.</w:t>
       </w:r>
     </w:p>
     <w:p>
@@ -634,8 +778,27 @@
       </w:pPr>
       <w:r>
         <w:rPr>
-          <w:lang w:val="ar_AE" w:bidi="ar_AE"/>
-        </w:rPr>
+          <w:rtl/>
+          <w:cs/>
+          <w:lang w:val="ar_AE" w:bidi="ar_AE"/>
+        </w:rPr>
+      </w:r>
+      <w:r>
+        <w:rPr>
+          <w:vertAlign w:val="superscript"/>
+          <w:rtl/>
+          <w:cs/>
+          <w:lang w:val="ar_AE" w:bidi="ar_AE"/>
+        </w:rPr>
+        <w:t>19</w:t>
+      </w:r>
+      <w:r>
+        <w:rPr>
+          <w:rtl/>
+          <w:cs/>
+          <w:lang w:val="ar_AE" w:bidi="ar_AE"/>
+        </w:rPr>
+        <w:t xml:space="preserve"> أَنَا بُولُسَ كَتَبْتُ بِيَدِي: أَنَا أُوفِي. حَتَّى لَا أَقُولُ لَكَ إِنَّكَ مَدْيُونٌ لِي بِنَفْسِكَ أَيْضًا.</w:t>
       </w:r>
     </w:p>
     <w:p>
@@ -644,31 +807,27 @@
       </w:pPr>
       <w:r>
         <w:rPr>
+          <w:rtl/>
+          <w:cs/>
           <w:lang w:val="ar_AE" w:bidi="ar_AE"/>
         </w:rPr>
       </w:r>
       <w:r>
         <w:rPr>
           <w:vertAlign w:val="superscript"/>
-          <w:lang w:val="ar_AE" w:bidi="ar_AE"/>
-        </w:rPr>
-        <w:t>10</w:t>
-      </w:r>
-      <w:r>
-        <w:rPr>
-          <w:lang w:val="ar_AE" w:bidi="ar_AE"/>
-        </w:rPr>
-        <w:t xml:space="preserve"> أَطْلُبُ إِلَيْكَ لِأَجْلِ ٱبْنِي أُنِسِيمُسَ، ٱلَّذِي وَلَدْتُهُ فِي قُيُودِي،</w:t>
-      </w:r>
-      <w:r>
-        <w:rPr>
-          <w:lang w:val="ar_AE" w:bidi="ar_AE"/>
-        </w:rPr>
-      </w:r>
-      <w:r>
-        <w:rPr>
-          <w:lang w:val="ar_AE" w:bidi="ar_AE"/>
-        </w:rPr>
+          <w:rtl/>
+          <w:cs/>
+          <w:lang w:val="ar_AE" w:bidi="ar_AE"/>
+        </w:rPr>
+        <w:t>20</w:t>
+      </w:r>
+      <w:r>
+        <w:rPr>
+          <w:rtl/>
+          <w:cs/>
+          <w:lang w:val="ar_AE" w:bidi="ar_AE"/>
+        </w:rPr>
+        <w:t xml:space="preserve"> نَعَمْ أَيُّهَا ٱلْأَخُ، لِيَكُنْ لِي فَرَحٌ بِكَ فِي ٱلرَّبِّ. أَرِحْ أَحْشَائِي فِي ٱلرَّبِّ.</w:t>
       </w:r>
     </w:p>
     <w:p>
@@ -677,8 +836,27 @@
       </w:pPr>
       <w:r>
         <w:rPr>
-          <w:lang w:val="ar_AE" w:bidi="ar_AE"/>
-        </w:rPr>
+          <w:rtl/>
+          <w:cs/>
+          <w:lang w:val="ar_AE" w:bidi="ar_AE"/>
+        </w:rPr>
+      </w:r>
+      <w:r>
+        <w:rPr>
+          <w:vertAlign w:val="superscript"/>
+          <w:rtl/>
+          <w:cs/>
+          <w:lang w:val="ar_AE" w:bidi="ar_AE"/>
+        </w:rPr>
+        <w:t>21</w:t>
+      </w:r>
+      <w:r>
+        <w:rPr>
+          <w:rtl/>
+          <w:cs/>
+          <w:lang w:val="ar_AE" w:bidi="ar_AE"/>
+        </w:rPr>
+        <w:t xml:space="preserve"> إِذْ أَنَا وَاثِقٌ بِإِطَاعَتِكَ، كَتَبْتُ إِلَيْكَ، عَالِمًا أَنَّكَ تَفْعَلُ أَيْضًا أَكْثَرَ مِمَّا أَقُولُ.</w:t>
       </w:r>
     </w:p>
     <w:p>
@@ -687,31 +865,27 @@
       </w:pPr>
       <w:r>
         <w:rPr>
+          <w:rtl/>
+          <w:cs/>
           <w:lang w:val="ar_AE" w:bidi="ar_AE"/>
         </w:rPr>
       </w:r>
       <w:r>
         <w:rPr>
           <w:vertAlign w:val="superscript"/>
-          <w:lang w:val="ar_AE" w:bidi="ar_AE"/>
-        </w:rPr>
-        <w:t>11</w:t>
-      </w:r>
-      <w:r>
-        <w:rPr>
-          <w:lang w:val="ar_AE" w:bidi="ar_AE"/>
-        </w:rPr>
-        <w:t xml:space="preserve"> ٱلَّذِي كَانَ قَبْلًا غَيْرَ نَافِعٍ لَكَ، وَلَكِنَّهُ ٱلْآنَ نَافِعٌ لَكَ وَلِي،</w:t>
-      </w:r>
-      <w:r>
-        <w:rPr>
-          <w:lang w:val="ar_AE" w:bidi="ar_AE"/>
-        </w:rPr>
-      </w:r>
-      <w:r>
-        <w:rPr>
-          <w:lang w:val="ar_AE" w:bidi="ar_AE"/>
-        </w:rPr>
+          <w:rtl/>
+          <w:cs/>
+          <w:lang w:val="ar_AE" w:bidi="ar_AE"/>
+        </w:rPr>
+        <w:t>22</w:t>
+      </w:r>
+      <w:r>
+        <w:rPr>
+          <w:rtl/>
+          <w:cs/>
+          <w:lang w:val="ar_AE" w:bidi="ar_AE"/>
+        </w:rPr>
+        <w:t xml:space="preserve"> وَمَعَ هَذَا، أَعْدِدْ لِي أَيْضًا مَنْزِلًا، لِأَنِّي أَرْجُو أَنَّنِي بِصَلَوَاتِكُمْ سَأُوهَبُ لَكُمْ.</w:t>
       </w:r>
     </w:p>
     <w:p>
@@ -720,8 +894,27 @@
       </w:pPr>
       <w:r>
         <w:rPr>
-          <w:lang w:val="ar_AE" w:bidi="ar_AE"/>
-        </w:rPr>
+          <w:rtl/>
+          <w:cs/>
+          <w:lang w:val="ar_AE" w:bidi="ar_AE"/>
+        </w:rPr>
+      </w:r>
+      <w:r>
+        <w:rPr>
+          <w:vertAlign w:val="superscript"/>
+          <w:rtl/>
+          <w:cs/>
+          <w:lang w:val="ar_AE" w:bidi="ar_AE"/>
+        </w:rPr>
+        <w:t>23</w:t>
+      </w:r>
+      <w:r>
+        <w:rPr>
+          <w:rtl/>
+          <w:cs/>
+          <w:lang w:val="ar_AE" w:bidi="ar_AE"/>
+        </w:rPr>
+        <w:t xml:space="preserve"> يُسَلِّمُ عَلَيْكَ أَبَفْرَاسُ ٱلْمَأْسُورُ مَعِي فِي ٱلْمَسِيحِ يَسُوعَ،</w:t>
       </w:r>
     </w:p>
     <w:p>
@@ -730,31 +923,27 @@
       </w:pPr>
       <w:r>
         <w:rPr>
+          <w:rtl/>
+          <w:cs/>
           <w:lang w:val="ar_AE" w:bidi="ar_AE"/>
         </w:rPr>
       </w:r>
       <w:r>
         <w:rPr>
           <w:vertAlign w:val="superscript"/>
-          <w:lang w:val="ar_AE" w:bidi="ar_AE"/>
-        </w:rPr>
-        <w:t>12</w:t>
-      </w:r>
-      <w:r>
-        <w:rPr>
-          <w:lang w:val="ar_AE" w:bidi="ar_AE"/>
-        </w:rPr>
-        <w:t xml:space="preserve"> ٱلَّذِي رَدَدْتُهُ. فَٱقْبَلْهُ، ٱلَّذِي هُوَ أَحْشَائِي.</w:t>
-      </w:r>
-      <w:r>
-        <w:rPr>
-          <w:lang w:val="ar_AE" w:bidi="ar_AE"/>
-        </w:rPr>
-      </w:r>
-      <w:r>
-        <w:rPr>
-          <w:lang w:val="ar_AE" w:bidi="ar_AE"/>
-        </w:rPr>
+          <w:rtl/>
+          <w:cs/>
+          <w:lang w:val="ar_AE" w:bidi="ar_AE"/>
+        </w:rPr>
+        <w:t>24</w:t>
+      </w:r>
+      <w:r>
+        <w:rPr>
+          <w:rtl/>
+          <w:cs/>
+          <w:lang w:val="ar_AE" w:bidi="ar_AE"/>
+        </w:rPr>
+        <w:t xml:space="preserve"> وَمَرْقُسُ وَأَرِسْتَرْخُسُ وَدِيمَاسُ وَلُوقَا ٱلْعَامِلُونَ مَعِي.</w:t>
       </w:r>
     </w:p>
     <w:p>
@@ -763,557 +952,27 @@
       </w:pPr>
       <w:r>
         <w:rPr>
-          <w:lang w:val="ar_AE" w:bidi="ar_AE"/>
-        </w:rPr>
-      </w:r>
-    </w:p>
-    <w:p>
-      <w:pPr>
-        <w:bidi/>
-      </w:pPr>
-      <w:r>
-        <w:rPr>
+          <w:rtl/>
+          <w:cs/>
           <w:lang w:val="ar_AE" w:bidi="ar_AE"/>
         </w:rPr>
       </w:r>
       <w:r>
         <w:rPr>
           <w:vertAlign w:val="superscript"/>
-          <w:lang w:val="ar_AE" w:bidi="ar_AE"/>
-        </w:rPr>
-        <w:t>13</w:t>
-      </w:r>
-      <w:r>
-        <w:rPr>
-          <w:lang w:val="ar_AE" w:bidi="ar_AE"/>
-        </w:rPr>
-        <w:t xml:space="preserve"> ٱلَّذِي كُنْتُ أَشَاءُ أَنْ أُمْسِكَهُ عِنْدِي لِكَيْ يَخْدِمَنِي عِوَضًا عَنْكَ فِي قُيُودِ ٱلْإِنْجِيلِ،</w:t>
-      </w:r>
-      <w:r>
-        <w:rPr>
-          <w:lang w:val="ar_AE" w:bidi="ar_AE"/>
-        </w:rPr>
-      </w:r>
-      <w:r>
-        <w:rPr>
-          <w:lang w:val="ar_AE" w:bidi="ar_AE"/>
-        </w:rPr>
-      </w:r>
-    </w:p>
-    <w:p>
-      <w:pPr>
-        <w:bidi/>
-      </w:pPr>
-      <w:r>
-        <w:rPr>
-          <w:lang w:val="ar_AE" w:bidi="ar_AE"/>
-        </w:rPr>
-      </w:r>
-    </w:p>
-    <w:p>
-      <w:pPr>
-        <w:bidi/>
-      </w:pPr>
-      <w:r>
-        <w:rPr>
-          <w:lang w:val="ar_AE" w:bidi="ar_AE"/>
-        </w:rPr>
-      </w:r>
-      <w:r>
-        <w:rPr>
-          <w:vertAlign w:val="superscript"/>
-          <w:lang w:val="ar_AE" w:bidi="ar_AE"/>
-        </w:rPr>
-        <w:t>14</w:t>
-      </w:r>
-      <w:r>
-        <w:rPr>
-          <w:lang w:val="ar_AE" w:bidi="ar_AE"/>
-        </w:rPr>
-        <w:t xml:space="preserve"> وَلَكِنْ بِدُونِ رَأْيِكَ لَمْ أُرِدْ أَنْ أَفْعَلَ شَيْئًا، لِكَيْ لَا يَكُونَ خَيْرُكَ كَأَنَّهُ عَلَى سَبِيلِ ٱلِٱضْطِرَارِ بَلْ عَلَى سَبِيلِ ٱلِٱخْتِيَارِ.</w:t>
-      </w:r>
-      <w:r>
-        <w:rPr>
-          <w:lang w:val="ar_AE" w:bidi="ar_AE"/>
-        </w:rPr>
-      </w:r>
-      <w:r>
-        <w:rPr>
-          <w:lang w:val="ar_AE" w:bidi="ar_AE"/>
-        </w:rPr>
-      </w:r>
-    </w:p>
-    <w:p>
-      <w:pPr>
-        <w:bidi/>
-      </w:pPr>
-      <w:r>
-        <w:rPr>
-          <w:lang w:val="ar_AE" w:bidi="ar_AE"/>
-        </w:rPr>
-      </w:r>
-    </w:p>
-    <w:p>
-      <w:pPr>
-        <w:bidi/>
-      </w:pPr>
-      <w:r>
-        <w:rPr>
-          <w:lang w:val="ar_AE" w:bidi="ar_AE"/>
-        </w:rPr>
-      </w:r>
-      <w:r>
-        <w:rPr>
-          <w:vertAlign w:val="superscript"/>
-          <w:lang w:val="ar_AE" w:bidi="ar_AE"/>
-        </w:rPr>
-        <w:t>15</w:t>
-      </w:r>
-      <w:r>
-        <w:rPr>
-          <w:lang w:val="ar_AE" w:bidi="ar_AE"/>
-        </w:rPr>
-        <w:t xml:space="preserve"> لِأَنَّهُ رُبَّمَا لِأَجْلِ هَذَا ٱفْتَرَقَ عَنْكَ إِلَى سَاعَةٍ، لِكَيْ يَكُونَ لَكَ إِلَى ٱلْأَبَدِ،</w:t>
-      </w:r>
-      <w:r>
-        <w:rPr>
-          <w:lang w:val="ar_AE" w:bidi="ar_AE"/>
-        </w:rPr>
-      </w:r>
-      <w:r>
-        <w:rPr>
-          <w:lang w:val="ar_AE" w:bidi="ar_AE"/>
-        </w:rPr>
-      </w:r>
-    </w:p>
-    <w:p>
-      <w:pPr>
-        <w:bidi/>
-      </w:pPr>
-      <w:r>
-        <w:rPr>
-          <w:lang w:val="ar_AE" w:bidi="ar_AE"/>
-        </w:rPr>
-      </w:r>
-    </w:p>
-    <w:p>
-      <w:pPr>
-        <w:bidi/>
-      </w:pPr>
-      <w:r>
-        <w:rPr>
-          <w:lang w:val="ar_AE" w:bidi="ar_AE"/>
-        </w:rPr>
-      </w:r>
-      <w:r>
-        <w:rPr>
-          <w:vertAlign w:val="superscript"/>
-          <w:lang w:val="ar_AE" w:bidi="ar_AE"/>
-        </w:rPr>
-        <w:t>16</w:t>
-      </w:r>
-      <w:r>
-        <w:rPr>
-          <w:lang w:val="ar_AE" w:bidi="ar_AE"/>
-        </w:rPr>
-        <w:t xml:space="preserve"> لَا كَعَبْدٍ فِي مَا بَعْدُ، بَلْ أَفْضَلَ مِنْ عَبْدٍ: أَخًا مَحْبُوبًا، وَلَا سِيَّمَا إِلَيَّ، فَكَمْ بِٱلْحَرِيِّ إِلَيْكَ فِي ٱلْجَسَدِ وَٱلرَّبِّ جَمِيعًا!</w:t>
-      </w:r>
-      <w:r>
-        <w:rPr>
-          <w:lang w:val="ar_AE" w:bidi="ar_AE"/>
-        </w:rPr>
-      </w:r>
-      <w:r>
-        <w:rPr>
-          <w:lang w:val="ar_AE" w:bidi="ar_AE"/>
-        </w:rPr>
-      </w:r>
-    </w:p>
-    <w:p>
-      <w:pPr>
-        <w:bidi/>
-      </w:pPr>
-      <w:r>
-        <w:rPr>
-          <w:lang w:val="ar_AE" w:bidi="ar_AE"/>
-        </w:rPr>
-      </w:r>
-    </w:p>
-    <w:p>
-      <w:pPr>
-        <w:bidi/>
-      </w:pPr>
-      <w:r>
-        <w:rPr>
-          <w:lang w:val="ar_AE" w:bidi="ar_AE"/>
-        </w:rPr>
-      </w:r>
-      <w:r>
-        <w:rPr>
-          <w:vertAlign w:val="superscript"/>
-          <w:lang w:val="ar_AE" w:bidi="ar_AE"/>
-        </w:rPr>
-        <w:t>17</w:t>
-      </w:r>
-      <w:r>
-        <w:rPr>
-          <w:lang w:val="ar_AE" w:bidi="ar_AE"/>
-        </w:rPr>
-        <w:t xml:space="preserve"> فَإِنْ كُنْتَ تَحْسِبُنِي شَرِيكًا، فَٱقْبَلْهُ نَظِيرِي.</w:t>
-      </w:r>
-      <w:r>
-        <w:rPr>
-          <w:lang w:val="ar_AE" w:bidi="ar_AE"/>
-        </w:rPr>
-      </w:r>
-      <w:r>
-        <w:rPr>
-          <w:lang w:val="ar_AE" w:bidi="ar_AE"/>
-        </w:rPr>
-      </w:r>
-    </w:p>
-    <w:p>
-      <w:pPr>
-        <w:bidi/>
-      </w:pPr>
-      <w:r>
-        <w:rPr>
-          <w:lang w:val="ar_AE" w:bidi="ar_AE"/>
-        </w:rPr>
-      </w:r>
-    </w:p>
-    <w:p>
-      <w:pPr>
-        <w:bidi/>
-      </w:pPr>
-      <w:r>
-        <w:rPr>
-          <w:lang w:val="ar_AE" w:bidi="ar_AE"/>
-        </w:rPr>
-      </w:r>
-      <w:r>
-        <w:rPr>
-          <w:vertAlign w:val="superscript"/>
-          <w:lang w:val="ar_AE" w:bidi="ar_AE"/>
-        </w:rPr>
-        <w:t>18</w:t>
-      </w:r>
-      <w:r>
-        <w:rPr>
-          <w:lang w:val="ar_AE" w:bidi="ar_AE"/>
-        </w:rPr>
-        <w:t xml:space="preserve"> ثُمَّ إِنْ كَانَ قَدْ ظَلَمَكَ بِشَيْءٍ، أَوْ لَكَ عَلَيْهِ دَيْنٌ، فَٱحْسِبْ ذَلِكَ عَلَيَّ.</w:t>
-      </w:r>
-      <w:r>
-        <w:rPr>
-          <w:lang w:val="ar_AE" w:bidi="ar_AE"/>
-        </w:rPr>
-      </w:r>
-      <w:r>
-        <w:rPr>
-          <w:lang w:val="ar_AE" w:bidi="ar_AE"/>
-        </w:rPr>
-      </w:r>
-    </w:p>
-    <w:p>
-      <w:pPr>
-        <w:bidi/>
-      </w:pPr>
-      <w:r>
-        <w:rPr>
-          <w:lang w:val="ar_AE" w:bidi="ar_AE"/>
-        </w:rPr>
-      </w:r>
-    </w:p>
-    <w:p>
-      <w:pPr>
-        <w:bidi/>
-      </w:pPr>
-      <w:r>
-        <w:rPr>
-          <w:lang w:val="ar_AE" w:bidi="ar_AE"/>
-        </w:rPr>
-      </w:r>
-      <w:r>
-        <w:rPr>
-          <w:vertAlign w:val="superscript"/>
-          <w:lang w:val="ar_AE" w:bidi="ar_AE"/>
-        </w:rPr>
-        <w:t>19</w:t>
-      </w:r>
-      <w:r>
-        <w:rPr>
-          <w:lang w:val="ar_AE" w:bidi="ar_AE"/>
-        </w:rPr>
-        <w:t xml:space="preserve"> أَنَا بُولُسَ كَتَبْتُ بِيَدِي: أَنَا أُوفِي. حَتَّى لَا أَقُولُ لَكَ إِنَّكَ مَدْيُونٌ لِي بِنَفْسِكَ أَيْضًا.</w:t>
-      </w:r>
-      <w:r>
-        <w:rPr>
-          <w:lang w:val="ar_AE" w:bidi="ar_AE"/>
-        </w:rPr>
-      </w:r>
-      <w:r>
-        <w:rPr>
-          <w:lang w:val="ar_AE" w:bidi="ar_AE"/>
-        </w:rPr>
-      </w:r>
-    </w:p>
-    <w:p>
-      <w:pPr>
-        <w:bidi/>
-      </w:pPr>
-      <w:r>
-        <w:rPr>
-          <w:lang w:val="ar_AE" w:bidi="ar_AE"/>
-        </w:rPr>
-      </w:r>
-    </w:p>
-    <w:p>
-      <w:pPr>
-        <w:bidi/>
-      </w:pPr>
-      <w:r>
-        <w:rPr>
-          <w:lang w:val="ar_AE" w:bidi="ar_AE"/>
-        </w:rPr>
-      </w:r>
-      <w:r>
-        <w:rPr>
-          <w:vertAlign w:val="superscript"/>
-          <w:lang w:val="ar_AE" w:bidi="ar_AE"/>
-        </w:rPr>
-        <w:t>20</w:t>
-      </w:r>
-      <w:r>
-        <w:rPr>
-          <w:lang w:val="ar_AE" w:bidi="ar_AE"/>
-        </w:rPr>
-        <w:t xml:space="preserve"> نَعَمْ أَيُّهَا ٱلْأَخُ، لِيَكُنْ لِي فَرَحٌ بِكَ فِي ٱلرَّبِّ. أَرِحْ أَحْشَائِي فِي ٱلرَّبِّ.</w:t>
-      </w:r>
-      <w:r>
-        <w:rPr>
-          <w:lang w:val="ar_AE" w:bidi="ar_AE"/>
-        </w:rPr>
-      </w:r>
-      <w:r>
-        <w:rPr>
-          <w:lang w:val="ar_AE" w:bidi="ar_AE"/>
-        </w:rPr>
-      </w:r>
-    </w:p>
-    <w:p>
-      <w:pPr>
-        <w:bidi/>
-      </w:pPr>
-      <w:r>
-        <w:rPr>
-          <w:lang w:val="ar_AE" w:bidi="ar_AE"/>
-        </w:rPr>
-      </w:r>
-    </w:p>
-    <w:p>
-      <w:pPr>
-        <w:bidi/>
-      </w:pPr>
-      <w:r>
-        <w:rPr>
-          <w:lang w:val="ar_AE" w:bidi="ar_AE"/>
-        </w:rPr>
-      </w:r>
-      <w:r>
-        <w:rPr>
-          <w:vertAlign w:val="superscript"/>
-          <w:lang w:val="ar_AE" w:bidi="ar_AE"/>
-        </w:rPr>
-        <w:t>21</w:t>
-      </w:r>
-      <w:r>
-        <w:rPr>
-          <w:lang w:val="ar_AE" w:bidi="ar_AE"/>
-        </w:rPr>
-        <w:t xml:space="preserve"> إِذْ أَنَا وَاثِقٌ بِإِطَاعَتِكَ، كَتَبْتُ إِلَيْكَ، عَالِمًا أَنَّكَ تَفْعَلُ أَيْضًا أَكْثَرَ مِمَّا أَقُولُ.</w:t>
-      </w:r>
-      <w:r>
-        <w:rPr>
-          <w:lang w:val="ar_AE" w:bidi="ar_AE"/>
-        </w:rPr>
-      </w:r>
-      <w:r>
-        <w:rPr>
-          <w:lang w:val="ar_AE" w:bidi="ar_AE"/>
-        </w:rPr>
-      </w:r>
-    </w:p>
-    <w:p>
-      <w:pPr>
-        <w:bidi/>
-      </w:pPr>
-      <w:r>
-        <w:rPr>
-          <w:lang w:val="ar_AE" w:bidi="ar_AE"/>
-        </w:rPr>
-      </w:r>
-    </w:p>
-    <w:p>
-      <w:pPr>
-        <w:bidi/>
-      </w:pPr>
-      <w:r>
-        <w:rPr>
-          <w:lang w:val="ar_AE" w:bidi="ar_AE"/>
-        </w:rPr>
-      </w:r>
-      <w:r>
-        <w:rPr>
-          <w:vertAlign w:val="superscript"/>
-          <w:lang w:val="ar_AE" w:bidi="ar_AE"/>
-        </w:rPr>
-        <w:t>22</w:t>
-      </w:r>
-      <w:r>
-        <w:rPr>
-          <w:lang w:val="ar_AE" w:bidi="ar_AE"/>
-        </w:rPr>
-        <w:t xml:space="preserve"> وَمَعَ هَذَا، أَعْدِدْ لِي أَيْضًا مَنْزِلًا، لِأَنِّي أَرْجُو أَنَّنِي بِصَلَوَاتِكُمْ سَأُوهَبُ لَكُمْ.</w:t>
-      </w:r>
-      <w:r>
-        <w:rPr>
-          <w:lang w:val="ar_AE" w:bidi="ar_AE"/>
-        </w:rPr>
-      </w:r>
-      <w:r>
-        <w:rPr>
-          <w:lang w:val="ar_AE" w:bidi="ar_AE"/>
-        </w:rPr>
-      </w:r>
-    </w:p>
-    <w:p>
-      <w:pPr>
-        <w:bidi/>
-      </w:pPr>
-      <w:r>
-        <w:rPr>
-          <w:lang w:val="ar_AE" w:bidi="ar_AE"/>
-        </w:rPr>
-      </w:r>
-    </w:p>
-    <w:p>
-      <w:pPr>
-        <w:bidi/>
-      </w:pPr>
-      <w:r>
-        <w:rPr>
-          <w:lang w:val="ar_AE" w:bidi="ar_AE"/>
-        </w:rPr>
-      </w:r>
-      <w:r>
-        <w:rPr>
-          <w:vertAlign w:val="superscript"/>
-          <w:lang w:val="ar_AE" w:bidi="ar_AE"/>
-        </w:rPr>
-        <w:t>23</w:t>
-      </w:r>
-      <w:r>
-        <w:rPr>
-          <w:lang w:val="ar_AE" w:bidi="ar_AE"/>
-        </w:rPr>
-        <w:t xml:space="preserve"> يُسَلِّمُ عَلَيْكَ أَبَفْرَاسُ ٱلْمَأْسُورُ مَعِي فِي ٱلْمَسِيحِ يَسُوعَ،</w:t>
-      </w:r>
-      <w:r>
-        <w:rPr>
-          <w:lang w:val="ar_AE" w:bidi="ar_AE"/>
-        </w:rPr>
-      </w:r>
-      <w:r>
-        <w:rPr>
-          <w:lang w:val="ar_AE" w:bidi="ar_AE"/>
-        </w:rPr>
-      </w:r>
-    </w:p>
-    <w:p>
-      <w:pPr>
-        <w:bidi/>
-      </w:pPr>
-      <w:r>
-        <w:rPr>
-          <w:lang w:val="ar_AE" w:bidi="ar_AE"/>
-        </w:rPr>
-      </w:r>
-    </w:p>
-    <w:p>
-      <w:pPr>
-        <w:bidi/>
-      </w:pPr>
-      <w:r>
-        <w:rPr>
-          <w:lang w:val="ar_AE" w:bidi="ar_AE"/>
-        </w:rPr>
-      </w:r>
-      <w:r>
-        <w:rPr>
-          <w:vertAlign w:val="superscript"/>
-          <w:lang w:val="ar_AE" w:bidi="ar_AE"/>
-        </w:rPr>
-        <w:t>24</w:t>
-      </w:r>
-      <w:r>
-        <w:rPr>
-          <w:lang w:val="ar_AE" w:bidi="ar_AE"/>
-        </w:rPr>
-        <w:t xml:space="preserve"> وَمَرْقُسُ وَأَرِسْتَرْخُسُ وَدِيمَاسُ وَلُوقَا ٱلْعَامِلُونَ مَعِي.</w:t>
-      </w:r>
-      <w:r>
-        <w:rPr>
-          <w:lang w:val="ar_AE" w:bidi="ar_AE"/>
-        </w:rPr>
-      </w:r>
-      <w:r>
-        <w:rPr>
-          <w:lang w:val="ar_AE" w:bidi="ar_AE"/>
-        </w:rPr>
-      </w:r>
-    </w:p>
-    <w:p>
-      <w:pPr>
-        <w:bidi/>
-      </w:pPr>
-      <w:r>
-        <w:rPr>
-          <w:lang w:val="ar_AE" w:bidi="ar_AE"/>
-        </w:rPr>
-      </w:r>
-    </w:p>
-    <w:p>
-      <w:pPr>
-        <w:bidi/>
-      </w:pPr>
-      <w:r>
-        <w:rPr>
-          <w:lang w:val="ar_AE" w:bidi="ar_AE"/>
-        </w:rPr>
-      </w:r>
-      <w:r>
-        <w:rPr>
-          <w:vertAlign w:val="superscript"/>
+          <w:rtl/>
+          <w:cs/>
           <w:lang w:val="ar_AE" w:bidi="ar_AE"/>
         </w:rPr>
         <w:t>25</w:t>
       </w:r>
       <w:r>
         <w:rPr>
+          <w:rtl/>
+          <w:cs/>
           <w:lang w:val="ar_AE" w:bidi="ar_AE"/>
         </w:rPr>
         <w:t xml:space="preserve"> نِعْمَةُ رَبِّنَا يَسُوعَ ٱلْمَسِيحِ مَعَ رُوحِكُمْ. آمِينَ.</w:t>
-      </w:r>
-      <w:r>
-        <w:rPr>
-          <w:lang w:val="ar_AE" w:bidi="ar_AE"/>
-        </w:rPr>
-      </w:r>
-      <w:r>
-        <w:rPr>
-          <w:lang w:val="ar_AE" w:bidi="ar_AE"/>
-        </w:rPr>
       </w:r>
     </w:p>
     <w:sectPr>
